--- a/06_산출물_문서/3계층_양식기록/F-816-01_FOD_검사기록서.docx
+++ b/06_산출물_문서/3계층_양식기록/F-816-01_FOD_검사기록서.docx
@@ -270,11 +270,11 @@
     </w:p>
     <w:tbl>
       <w:tblPr>
-        <w:tblW w:w="8788" w:type="dxa"/>
         <w:tblCellMar>
           <w:left w:w="108" w:type="dxa"/>
           <w:right w:w="108" w:type="dxa"/>
         </w:tblCellMar>
+        <w:tblW w:w="8788" w:type="dxa"/>
         <w:tblBorders>
           <w:top w:val="single" w:sz="4" w:color="2E74B5" w:space="0"/>
           <w:left w:val="single" w:sz="4" w:color="2E74B5" w:space="0"/>
@@ -294,13 +294,13 @@
         <w:tc>
           <w:tcPr>
             <w:tcW w:w="1500" w:type="dxa"/>
-            <w:shd w:val="clear" w:color="auto" w:fill="D9D9D9"/>
-            <w:tcMar>
-              <w:top w:w="60" w:type="dxa"/>
-              <w:left w:w="120" w:type="dxa"/>
-              <w:bottom w:w="60" w:type="dxa"/>
-              <w:right w:w="120" w:type="dxa"/>
-            </w:tcMar>
+            <w:tcMar>
+              <w:top w:w="60" w:type="dxa"/>
+              <w:left w:w="120" w:type="dxa"/>
+              <w:bottom w:w="60" w:type="dxa"/>
+              <w:right w:w="120" w:type="dxa"/>
+            </w:tcMar>
+            <w:shd w:val="clear" w:color="auto" w:fill="DEEAF1"/>
           </w:tcPr>
           <w:p>
             <w:pPr>
@@ -320,13 +320,13 @@
         <w:tc>
           <w:tcPr>
             <w:tcW w:w="2800" w:type="dxa"/>
-            <w:shd w:val="clear" w:color="auto" w:fill="D9D9D9"/>
-            <w:tcMar>
-              <w:top w:w="60" w:type="dxa"/>
-              <w:left w:w="120" w:type="dxa"/>
-              <w:bottom w:w="60" w:type="dxa"/>
-              <w:right w:w="120" w:type="dxa"/>
-            </w:tcMar>
+            <w:tcMar>
+              <w:top w:w="60" w:type="dxa"/>
+              <w:left w:w="120" w:type="dxa"/>
+              <w:bottom w:w="60" w:type="dxa"/>
+              <w:right w:w="120" w:type="dxa"/>
+            </w:tcMar>
+            <w:shd w:val="clear" w:color="auto" w:fill="DEEAF1"/>
           </w:tcPr>
           <w:p>
             <w:pPr>
@@ -346,13 +346,13 @@
         <w:tc>
           <w:tcPr>
             <w:tcW w:w="2000" w:type="dxa"/>
-            <w:shd w:val="clear" w:color="auto" w:fill="D9D9D9"/>
-            <w:tcMar>
-              <w:top w:w="60" w:type="dxa"/>
-              <w:left w:w="120" w:type="dxa"/>
-              <w:bottom w:w="60" w:type="dxa"/>
-              <w:right w:w="120" w:type="dxa"/>
-            </w:tcMar>
+            <w:tcMar>
+              <w:top w:w="60" w:type="dxa"/>
+              <w:left w:w="120" w:type="dxa"/>
+              <w:bottom w:w="60" w:type="dxa"/>
+              <w:right w:w="120" w:type="dxa"/>
+            </w:tcMar>
+            <w:shd w:val="clear" w:color="auto" w:fill="DEEAF1"/>
           </w:tcPr>
           <w:p>
             <w:pPr>
@@ -372,13 +372,13 @@
         <w:tc>
           <w:tcPr>
             <w:tcW w:w="2488" w:type="dxa"/>
-            <w:shd w:val="clear" w:color="auto" w:fill="D9D9D9"/>
-            <w:tcMar>
-              <w:top w:w="60" w:type="dxa"/>
-              <w:left w:w="120" w:type="dxa"/>
-              <w:bottom w:w="60" w:type="dxa"/>
-              <w:right w:w="120" w:type="dxa"/>
-            </w:tcMar>
+            <w:tcMar>
+              <w:top w:w="60" w:type="dxa"/>
+              <w:left w:w="120" w:type="dxa"/>
+              <w:bottom w:w="60" w:type="dxa"/>
+              <w:right w:w="120" w:type="dxa"/>
+            </w:tcMar>
+            <w:shd w:val="clear" w:color="auto" w:fill="DEEAF1"/>
           </w:tcPr>
           <w:p>
             <w:pPr>
@@ -831,18 +831,10 @@
           </w:p>
         </w:tc>
         <w:tc>
-          <w:tcPr>
-            <w:tcMar>
-              <w:top w:w="60" w:type="dxa"/>
-              <w:left w:w="120" w:type="dxa"/>
-              <w:bottom w:w="60" w:type="dxa"/>
-              <w:right w:w="120" w:type="dxa"/>
-            </w:tcMar>
-          </w:tcPr>
-          <w:p>
-            <w:pPr>
-              <w:pStyle w:val="Compact"/>
-              <w:wordWrap w:val="1"/>
+          <w:tcPr/>
+          <w:p>
+            <w:pPr>
+              <w:pStyle w:val="Compact"/>
             </w:pPr>
           </w:p>
         </w:tc>
@@ -879,18 +871,10 @@
           </w:p>
         </w:tc>
         <w:tc>
-          <w:tcPr>
-            <w:tcMar>
-              <w:top w:w="60" w:type="dxa"/>
-              <w:left w:w="120" w:type="dxa"/>
-              <w:bottom w:w="60" w:type="dxa"/>
-              <w:right w:w="120" w:type="dxa"/>
-            </w:tcMar>
-          </w:tcPr>
-          <w:p>
-            <w:pPr>
-              <w:pStyle w:val="Compact"/>
-              <w:wordWrap w:val="1"/>
+          <w:tcPr/>
+          <w:p>
+            <w:pPr>
+              <w:pStyle w:val="Compact"/>
             </w:pPr>
           </w:p>
         </w:tc>
@@ -927,18 +911,10 @@
           </w:p>
         </w:tc>
         <w:tc>
-          <w:tcPr>
-            <w:tcMar>
-              <w:top w:w="60" w:type="dxa"/>
-              <w:left w:w="120" w:type="dxa"/>
-              <w:bottom w:w="60" w:type="dxa"/>
-              <w:right w:w="120" w:type="dxa"/>
-            </w:tcMar>
-          </w:tcPr>
-          <w:p>
-            <w:pPr>
-              <w:pStyle w:val="Compact"/>
-              <w:wordWrap w:val="1"/>
+          <w:tcPr/>
+          <w:p>
+            <w:pPr>
+              <w:pStyle w:val="Compact"/>
             </w:pPr>
           </w:p>
         </w:tc>
@@ -975,18 +951,10 @@
           </w:p>
         </w:tc>
         <w:tc>
-          <w:tcPr>
-            <w:tcMar>
-              <w:top w:w="60" w:type="dxa"/>
-              <w:left w:w="120" w:type="dxa"/>
-              <w:bottom w:w="60" w:type="dxa"/>
-              <w:right w:w="120" w:type="dxa"/>
-            </w:tcMar>
-          </w:tcPr>
-          <w:p>
-            <w:pPr>
-              <w:pStyle w:val="Compact"/>
-              <w:wordWrap w:val="1"/>
+          <w:tcPr/>
+          <w:p>
+            <w:pPr>
+              <w:pStyle w:val="Compact"/>
             </w:pPr>
           </w:p>
         </w:tc>
@@ -1308,18 +1276,10 @@
           </w:p>
         </w:tc>
         <w:tc>
-          <w:tcPr>
-            <w:tcMar>
-              <w:top w:w="60" w:type="dxa"/>
-              <w:left w:w="120" w:type="dxa"/>
-              <w:bottom w:w="60" w:type="dxa"/>
-              <w:right w:w="120" w:type="dxa"/>
-            </w:tcMar>
-          </w:tcPr>
-          <w:p>
-            <w:pPr>
-              <w:pStyle w:val="Compact"/>
-              <w:wordWrap w:val="1"/>
+          <w:tcPr/>
+          <w:p>
+            <w:pPr>
+              <w:pStyle w:val="Compact"/>
             </w:pPr>
           </w:p>
         </w:tc>
@@ -1356,18 +1316,10 @@
           </w:p>
         </w:tc>
         <w:tc>
-          <w:tcPr>
-            <w:tcMar>
-              <w:top w:w="60" w:type="dxa"/>
-              <w:left w:w="120" w:type="dxa"/>
-              <w:bottom w:w="60" w:type="dxa"/>
-              <w:right w:w="120" w:type="dxa"/>
-            </w:tcMar>
-          </w:tcPr>
-          <w:p>
-            <w:pPr>
-              <w:pStyle w:val="Compact"/>
-              <w:wordWrap w:val="1"/>
+          <w:tcPr/>
+          <w:p>
+            <w:pPr>
+              <w:pStyle w:val="Compact"/>
             </w:pPr>
           </w:p>
         </w:tc>
@@ -1404,18 +1356,10 @@
           </w:p>
         </w:tc>
         <w:tc>
-          <w:tcPr>
-            <w:tcMar>
-              <w:top w:w="60" w:type="dxa"/>
-              <w:left w:w="120" w:type="dxa"/>
-              <w:bottom w:w="60" w:type="dxa"/>
-              <w:right w:w="120" w:type="dxa"/>
-            </w:tcMar>
-          </w:tcPr>
-          <w:p>
-            <w:pPr>
-              <w:pStyle w:val="Compact"/>
-              <w:wordWrap w:val="1"/>
+          <w:tcPr/>
+          <w:p>
+            <w:pPr>
+              <w:pStyle w:val="Compact"/>
             </w:pPr>
           </w:p>
         </w:tc>
@@ -2939,7 +2883,7 @@
         </w:trPr>
         <w:tc>
           <w:tcPr>
-            <w:tcW w:w="2460" w:type="dxa"/>
+            <w:tcW w:w="3000" w:type="dxa"/>
             <w:tcMar>
               <w:top w:w="60" w:type="dxa"/>
               <w:left w:w="120" w:type="dxa"/>
@@ -2960,7 +2904,7 @@
         </w:tc>
         <w:tc>
           <w:tcPr>
-            <w:tcW w:w="6328" w:type="dxa"/>
+            <w:tcW w:w="5788" w:type="dxa"/>
             <w:tcMar>
               <w:top w:w="60" w:type="dxa"/>
               <w:left w:w="120" w:type="dxa"/>
@@ -2982,9 +2926,7 @@
       </w:tr>
       <w:tr>
         <w:tc>
-          <w:tcPr>
-            <w:tcW w:w="2460" w:type="dxa"/>
-          </w:tcPr>
+          <w:tcPr/>
           <w:p>
             <w:pPr>
               <w:pStyle w:val="Compact"/>
@@ -2996,7 +2938,7 @@
         </w:tc>
         <w:tc>
           <w:tcPr>
-            <w:tcW w:w="6328" w:type="dxa"/>
+            <w:tcW w:w="5788" w:type="dxa"/>
             <w:tcMar>
               <w:top w:w="60" w:type="dxa"/>
               <w:left w:w="120" w:type="dxa"/>
@@ -3026,6 +2968,7 @@
         </w:tc>
         <w:tc>
           <w:tcPr>
+            <w:tcW w:w="5788" w:type="dxa"/>
             <w:tcMar>
               <w:top w:w="60" w:type="dxa"/>
               <w:left w:w="120" w:type="dxa"/>
@@ -3054,9 +2997,7 @@
           </w:p>
         </w:tc>
         <w:tc>
-          <w:tcPr>
-            <w:tcW w:w="6328" w:type="dxa"/>
-          </w:tcPr>
+          <w:tcPr/>
           <w:p>
             <w:pPr>
               <w:pStyle w:val="Compact"/>
@@ -3069,9 +3010,7 @@
       </w:tr>
       <w:tr>
         <w:tc>
-          <w:tcPr>
-            <w:tcW w:w="2460" w:type="dxa"/>
-          </w:tcPr>
+          <w:tcPr/>
           <w:p>
             <w:pPr>
               <w:pStyle w:val="Compact"/>
@@ -3083,11 +3022,18 @@
         </w:tc>
         <w:tc>
           <w:tcPr>
-            <w:tcW w:w="6328" w:type="dxa"/>
-          </w:tcPr>
-          <w:p>
-            <w:pPr>
-              <w:pStyle w:val="Compact"/>
+            <w:tcW w:w="5788" w:type="dxa"/>
+            <w:tcMar>
+              <w:top w:w="60" w:type="dxa"/>
+              <w:left w:w="120" w:type="dxa"/>
+              <w:bottom w:w="60" w:type="dxa"/>
+              <w:right w:w="120" w:type="dxa"/>
+            </w:tcMar>
+          </w:tcPr>
+          <w:p>
+            <w:pPr>
+              <w:pStyle w:val="Compact"/>
+              <w:wordWrap w:val="1"/>
             </w:pPr>
             <w:r>
               <w:t xml:space="preserve">L:      × W:      × H:</w:t>
@@ -3097,9 +3043,7 @@
       </w:tr>
       <w:tr>
         <w:tc>
-          <w:tcPr>
-            <w:tcW w:w="2460" w:type="dxa"/>
-          </w:tcPr>
+          <w:tcPr/>
           <w:p>
             <w:pPr>
               <w:pStyle w:val="Compact"/>
@@ -3110,9 +3054,7 @@
           </w:p>
         </w:tc>
         <w:tc>
-          <w:tcPr>
-            <w:tcW w:w="6328" w:type="dxa"/>
-          </w:tcPr>
+          <w:tcPr/>
           <w:p>
             <w:pPr>
               <w:pStyle w:val="Compact"/>
@@ -3143,18 +3085,10 @@
       </w:tr>
       <w:tr>
         <w:tc>
-          <w:tcPr>
-            <w:tcMar>
-              <w:top w:w="60" w:type="dxa"/>
-              <w:left w:w="120" w:type="dxa"/>
-              <w:bottom w:w="60" w:type="dxa"/>
-              <w:right w:w="120" w:type="dxa"/>
-            </w:tcMar>
-          </w:tcPr>
-          <w:p>
-            <w:pPr>
-              <w:pStyle w:val="Compact"/>
-              <w:wordWrap w:val="1"/>
+          <w:tcPr/>
+          <w:p>
+            <w:pPr>
+              <w:pStyle w:val="Compact"/>
             </w:pPr>
             <w:r>
               <w:t xml:space="preserve">부품 작업 중단 여부</w:t>
@@ -3162,19 +3096,10 @@
           </w:p>
         </w:tc>
         <w:tc>
-          <w:tcPr>
-            <w:tcW w:w="6328" w:type="dxa"/>
-            <w:tcMar>
-              <w:top w:w="60" w:type="dxa"/>
-              <w:left w:w="120" w:type="dxa"/>
-              <w:bottom w:w="60" w:type="dxa"/>
-              <w:right w:w="120" w:type="dxa"/>
-            </w:tcMar>
-          </w:tcPr>
-          <w:p>
-            <w:pPr>
-              <w:pStyle w:val="Compact"/>
-              <w:wordWrap w:val="1"/>
+          <w:tcPr/>
+          <w:p>
+            <w:pPr>
+              <w:pStyle w:val="Compact"/>
             </w:pPr>
             <w:r>
               <w:t xml:space="preserve">□ 중단   □ 계속 (사유: ___________________)</w:t>
@@ -3217,7 +3142,7 @@
         </w:trPr>
         <w:tc>
           <w:tcPr>
-            <w:tcW w:w="2460" w:type="dxa"/>
+            <w:tcW w:w="3000" w:type="dxa"/>
             <w:tcMar>
               <w:top w:w="60" w:type="dxa"/>
               <w:left w:w="120" w:type="dxa"/>
@@ -3238,7 +3163,7 @@
         </w:tc>
         <w:tc>
           <w:tcPr>
-            <w:tcW w:w="6328" w:type="dxa"/>
+            <w:tcW w:w="5788" w:type="dxa"/>
             <w:tcMar>
               <w:top w:w="60" w:type="dxa"/>
               <w:left w:w="120" w:type="dxa"/>
@@ -3260,9 +3185,7 @@
       </w:tr>
       <w:tr>
         <w:tc>
-          <w:tcPr>
-            <w:tcW w:w="2460" w:type="dxa"/>
-          </w:tcPr>
+          <w:tcPr/>
           <w:p>
             <w:pPr>
               <w:pStyle w:val="Compact"/>
@@ -3274,7 +3197,7 @@
         </w:tc>
         <w:tc>
           <w:tcPr>
-            <w:tcW w:w="6328" w:type="dxa"/>
+            <w:tcW w:w="5788" w:type="dxa"/>
             <w:tcMar>
               <w:top w:w="60" w:type="dxa"/>
               <w:left w:w="120" w:type="dxa"/>
@@ -3304,6 +3227,7 @@
         </w:tc>
         <w:tc>
           <w:tcPr>
+            <w:tcW w:w="5788" w:type="dxa"/>
             <w:tcMar>
               <w:top w:w="60" w:type="dxa"/>
               <w:left w:w="120" w:type="dxa"/>
@@ -3332,31 +3256,20 @@
           </w:p>
         </w:tc>
         <w:tc>
-          <w:tcPr>
-            <w:tcW w:w="6328" w:type="dxa"/>
-          </w:tcPr>
-          <w:p>
-            <w:pPr>
-              <w:pStyle w:val="Compact"/>
-            </w:pPr>
-          </w:p>
-        </w:tc>
-      </w:tr>
-      <w:tr>
-        <w:tc>
-          <w:tcPr>
-            <w:tcW w:w="2460" w:type="dxa"/>
-            <w:tcMar>
-              <w:top w:w="60" w:type="dxa"/>
-              <w:left w:w="120" w:type="dxa"/>
-              <w:bottom w:w="60" w:type="dxa"/>
-              <w:right w:w="120" w:type="dxa"/>
-            </w:tcMar>
-          </w:tcPr>
-          <w:p>
-            <w:pPr>
-              <w:pStyle w:val="Compact"/>
-              <w:wordWrap w:val="1"/>
+          <w:tcPr/>
+          <w:p>
+            <w:pPr>
+              <w:pStyle w:val="Compact"/>
+            </w:pPr>
+          </w:p>
+        </w:tc>
+      </w:tr>
+      <w:tr>
+        <w:tc>
+          <w:tcPr/>
+          <w:p>
+            <w:pPr>
+              <w:pStyle w:val="Compact"/>
             </w:pPr>
             <w:r>
               <w:t xml:space="preserve">영향받은 부품 격리 여부</w:t>
@@ -3364,10 +3277,19 @@
           </w:p>
         </w:tc>
         <w:tc>
-          <w:tcPr/>
-          <w:p>
-            <w:pPr>
-              <w:pStyle w:val="Compact"/>
+          <w:tcPr>
+            <w:tcW w:w="5788" w:type="dxa"/>
+            <w:tcMar>
+              <w:top w:w="60" w:type="dxa"/>
+              <w:left w:w="120" w:type="dxa"/>
+              <w:bottom w:w="60" w:type="dxa"/>
+              <w:right w:w="120" w:type="dxa"/>
+            </w:tcMar>
+          </w:tcPr>
+          <w:p>
+            <w:pPr>
+              <w:pStyle w:val="Compact"/>
+              <w:wordWrap w:val="1"/>
             </w:pPr>
             <w:r>
               <w:t xml:space="preserve">□ 격리 완료   □ 해당 없음</w:t>
@@ -3377,18 +3299,10 @@
       </w:tr>
       <w:tr>
         <w:tc>
-          <w:tcPr>
-            <w:tcMar>
-              <w:top w:w="60" w:type="dxa"/>
-              <w:left w:w="120" w:type="dxa"/>
-              <w:bottom w:w="60" w:type="dxa"/>
-              <w:right w:w="120" w:type="dxa"/>
-            </w:tcMar>
-          </w:tcPr>
-          <w:p>
-            <w:pPr>
-              <w:pStyle w:val="Compact"/>
-              <w:wordWrap w:val="1"/>
+          <w:tcPr/>
+          <w:p>
+            <w:pPr>
+              <w:pStyle w:val="Compact"/>
             </w:pPr>
             <w:r>
               <w:t xml:space="preserve">CAR/NCR 발행 번호</w:t>
@@ -3396,18 +3310,10 @@
           </w:p>
         </w:tc>
         <w:tc>
-          <w:tcPr>
-            <w:tcMar>
-              <w:top w:w="60" w:type="dxa"/>
-              <w:left w:w="120" w:type="dxa"/>
-              <w:bottom w:w="60" w:type="dxa"/>
-              <w:right w:w="120" w:type="dxa"/>
-            </w:tcMar>
-          </w:tcPr>
-          <w:p>
-            <w:pPr>
-              <w:pStyle w:val="Compact"/>
-              <w:wordWrap w:val="1"/>
+          <w:tcPr/>
+          <w:p>
+            <w:pPr>
+              <w:pStyle w:val="Compact"/>
             </w:pPr>
           </w:p>
         </w:tc>
@@ -3447,7 +3353,7 @@
         </w:trPr>
         <w:tc>
           <w:tcPr>
-            <w:tcW w:w="2460" w:type="dxa"/>
+            <w:tcW w:w="2983" w:type="dxa"/>
             <w:tcMar>
               <w:top w:w="60" w:type="dxa"/>
               <w:left w:w="120" w:type="dxa"/>
@@ -3468,7 +3374,7 @@
         </w:tc>
         <w:tc>
           <w:tcPr>
-            <w:tcW w:w="6328" w:type="dxa"/>
+            <w:tcW w:w="5805" w:type="dxa"/>
             <w:tcMar>
               <w:top w:w="60" w:type="dxa"/>
               <w:left w:w="120" w:type="dxa"/>
@@ -3490,9 +3396,7 @@
       </w:tr>
       <w:tr>
         <w:tc>
-          <w:tcPr>
-            <w:tcW w:w="2460" w:type="dxa"/>
-          </w:tcPr>
+          <w:tcPr/>
           <w:p>
             <w:pPr>
               <w:pStyle w:val="Compact"/>
@@ -3504,7 +3408,7 @@
         </w:tc>
         <w:tc>
           <w:tcPr>
-            <w:tcW w:w="6328" w:type="dxa"/>
+            <w:tcW w:w="5805" w:type="dxa"/>
             <w:tcMar>
               <w:top w:w="60" w:type="dxa"/>
               <w:left w:w="120" w:type="dxa"/>
@@ -3534,6 +3438,7 @@
         </w:tc>
         <w:tc>
           <w:tcPr>
+            <w:tcW w:w="5805" w:type="dxa"/>
             <w:tcMar>
               <w:top w:w="60" w:type="dxa"/>
               <w:left w:w="120" w:type="dxa"/>
@@ -3562,31 +3467,20 @@
           </w:p>
         </w:tc>
         <w:tc>
-          <w:tcPr>
-            <w:tcW w:w="6328" w:type="dxa"/>
-          </w:tcPr>
-          <w:p>
-            <w:pPr>
-              <w:pStyle w:val="Compact"/>
-            </w:pPr>
-          </w:p>
-        </w:tc>
-      </w:tr>
-      <w:tr>
-        <w:tc>
-          <w:tcPr>
-            <w:tcW w:w="2460" w:type="dxa"/>
-            <w:tcMar>
-              <w:top w:w="60" w:type="dxa"/>
-              <w:left w:w="120" w:type="dxa"/>
-              <w:bottom w:w="60" w:type="dxa"/>
-              <w:right w:w="120" w:type="dxa"/>
-            </w:tcMar>
-          </w:tcPr>
-          <w:p>
-            <w:pPr>
-              <w:pStyle w:val="Compact"/>
-              <w:wordWrap w:val="1"/>
+          <w:tcPr/>
+          <w:p>
+            <w:pPr>
+              <w:pStyle w:val="Compact"/>
+            </w:pPr>
+          </w:p>
+        </w:tc>
+      </w:tr>
+      <w:tr>
+        <w:tc>
+          <w:tcPr/>
+          <w:p>
+            <w:pPr>
+              <w:pStyle w:val="Compact"/>
             </w:pPr>
             <w:r>
               <w:t xml:space="preserve">담당자 (성명 / 서명)</w:t>
@@ -3594,28 +3488,29 @@
           </w:p>
         </w:tc>
         <w:tc>
-          <w:tcPr/>
-          <w:p>
-            <w:pPr>
-              <w:pStyle w:val="Compact"/>
-            </w:pPr>
-          </w:p>
-        </w:tc>
-      </w:tr>
-      <w:tr>
-        <w:tc>
-          <w:tcPr>
-            <w:tcMar>
-              <w:top w:w="60" w:type="dxa"/>
-              <w:left w:w="120" w:type="dxa"/>
-              <w:bottom w:w="60" w:type="dxa"/>
-              <w:right w:w="120" w:type="dxa"/>
-            </w:tcMar>
-          </w:tcPr>
-          <w:p>
-            <w:pPr>
-              <w:pStyle w:val="Compact"/>
-              <w:wordWrap w:val="1"/>
+          <w:tcPr>
+            <w:tcW w:w="5805" w:type="dxa"/>
+            <w:tcMar>
+              <w:top w:w="60" w:type="dxa"/>
+              <w:left w:w="120" w:type="dxa"/>
+              <w:bottom w:w="60" w:type="dxa"/>
+              <w:right w:w="120" w:type="dxa"/>
+            </w:tcMar>
+          </w:tcPr>
+          <w:p>
+            <w:pPr>
+              <w:pStyle w:val="Compact"/>
+              <w:wordWrap w:val="1"/>
+            </w:pPr>
+          </w:p>
+        </w:tc>
+      </w:tr>
+      <w:tr>
+        <w:tc>
+          <w:tcPr/>
+          <w:p>
+            <w:pPr>
+              <w:pStyle w:val="Compact"/>
             </w:pPr>
             <w:r>
               <w:t xml:space="preserve">효과 검증 일자</w:t>
@@ -3623,18 +3518,10 @@
           </w:p>
         </w:tc>
         <w:tc>
-          <w:tcPr>
-            <w:tcMar>
-              <w:top w:w="60" w:type="dxa"/>
-              <w:left w:w="120" w:type="dxa"/>
-              <w:bottom w:w="60" w:type="dxa"/>
-              <w:right w:w="120" w:type="dxa"/>
-            </w:tcMar>
-          </w:tcPr>
-          <w:p>
-            <w:pPr>
-              <w:pStyle w:val="Compact"/>
-              <w:wordWrap w:val="1"/>
+          <w:tcPr/>
+          <w:p>
+            <w:pPr>
+              <w:pStyle w:val="Compact"/>
             </w:pPr>
           </w:p>
         </w:tc>
@@ -4726,18 +4613,10 @@
           </w:p>
         </w:tc>
         <w:tc>
-          <w:tcPr>
-            <w:tcMar>
-              <w:top w:w="60" w:type="dxa"/>
-              <w:left w:w="120" w:type="dxa"/>
-              <w:bottom w:w="60" w:type="dxa"/>
-              <w:right w:w="120" w:type="dxa"/>
-            </w:tcMar>
-          </w:tcPr>
-          <w:p>
-            <w:pPr>
-              <w:pStyle w:val="Compact"/>
-              <w:wordWrap w:val="1"/>
+          <w:tcPr/>
+          <w:p>
+            <w:pPr>
+              <w:pStyle w:val="Compact"/>
             </w:pPr>
           </w:p>
         </w:tc>
@@ -5022,18 +4901,10 @@
           </w:p>
         </w:tc>
         <w:tc>
-          <w:tcPr>
-            <w:tcMar>
-              <w:top w:w="60" w:type="dxa"/>
-              <w:left w:w="120" w:type="dxa"/>
-              <w:bottom w:w="60" w:type="dxa"/>
-              <w:right w:w="120" w:type="dxa"/>
-            </w:tcMar>
-          </w:tcPr>
-          <w:p>
-            <w:pPr>
-              <w:pStyle w:val="Compact"/>
-              <w:wordWrap w:val="1"/>
+          <w:tcPr/>
+          <w:p>
+            <w:pPr>
+              <w:pStyle w:val="Compact"/>
             </w:pPr>
           </w:p>
         </w:tc>
@@ -5326,8 +5197,8 @@
     <w:rPrDefault>
       <w:rPr>
         <w:rFonts w:asciiTheme="minorHAnsi" w:cstheme="minorBidi" w:eastAsiaTheme="minorEastAsia" w:hAnsiTheme="minorHAnsi"/>
-        <w:sz w:val="24"/>
-        <w:szCs w:val="24"/>
+        <w:sz w:val="20"/>
+        <w:szCs w:val="20"/>
         <w:lang w:bidi="ar-SA" w:eastAsia="zh-CN" w:val="en-US"/>
       </w:rPr>
     </w:rPrDefault>
@@ -5395,8 +5266,8 @@
     </w:pPr>
     <w:rPr>
       <w:rFonts w:asciiTheme="majorHAnsi" w:cstheme="majorBidi" w:eastAsiaTheme="majorEastAsia" w:hAnsiTheme="majorHAnsi"/>
-      <w:sz w:val="56"/>
-      <w:szCs w:val="56"/>
+      <w:sz w:val="44"/>
+      <w:szCs w:val="44"/>
     </w:rPr>
   </w:style>
   <w:style w:customStyle="1" w:styleId="TitleChar" w:type="character">
@@ -5407,8 +5278,8 @@
     <w:rsid w:val="00A10FD9"/>
     <w:rPr>
       <w:rFonts w:asciiTheme="majorHAnsi" w:cstheme="majorBidi" w:eastAsiaTheme="majorEastAsia" w:hAnsiTheme="majorHAnsi"/>
-      <w:sz w:val="56"/>
-      <w:szCs w:val="56"/>
+      <w:sz w:val="44"/>
+      <w:szCs w:val="44"/>
     </w:rPr>
   </w:style>
   <w:style w:styleId="Subtitle" w:type="paragraph">
@@ -5530,8 +5401,8 @@
     <w:rPr>
       <w:rFonts w:asciiTheme="majorHAnsi" w:cstheme="majorBidi" w:eastAsiaTheme="majorEastAsia" w:hAnsiTheme="majorHAnsi"/>
       <w:color w:themeColor="accent1" w:themeShade="BF" w:val="0F4761"/>
-      <w:sz w:val="40"/>
-      <w:szCs w:val="40"/>
+      <w:sz w:val="32"/>
+      <w:szCs w:val="32"/>
     </w:rPr>
   </w:style>
   <w:style w:styleId="Heading2" w:type="paragraph">
@@ -5721,8 +5592,8 @@
     <w:rPr>
       <w:rFonts w:asciiTheme="majorHAnsi" w:cstheme="majorBidi" w:eastAsiaTheme="majorEastAsia" w:hAnsiTheme="majorHAnsi"/>
       <w:color w:themeColor="accent1" w:themeShade="BF" w:val="0F4761"/>
-      <w:sz w:val="40"/>
-      <w:szCs w:val="40"/>
+      <w:sz w:val="32"/>
+      <w:szCs w:val="32"/>
     </w:rPr>
   </w:style>
   <w:style w:customStyle="1" w:styleId="Heading2Char" w:type="character">
